--- a/javoblar/039.docx
+++ b/javoblar/039.docx
@@ -61,7 +61,7 @@
         <w:spacing w:after="40"/>
       </w:pPr>
       <w:r>
-        <w:t xml:space="preserve">tashish vositalari — muzlatgichli avtomobillar, sovutuvchi qutilar va vaksina sumkalari;</w:t>
+        <w:t xml:space="preserve">tashish vositalari — muzlatgichli avtomobillar, sovutuvchi qutilar (cold box) va vaksina tashish sumkalari;</w:t>
       </w:r>
     </w:p>
     <w:p>

--- a/javoblar/039.docx
+++ b/javoblar/039.docx
@@ -8,7 +8,7 @@
         <w:spacing w:after="200"/>
       </w:pPr>
       <w:r>
-        <w:t xml:space="preserve">39. Uzluksiz sovuqlik zanjiri. Vaksinalarni saqlash va transportirovkasiga qo'yiladigan talablar</w:t>
+        <w:t xml:space="preserve">39. Dezinfeksiyaning turlari, ahamiyati, va samaradorligini aniqlash talablari</w:t>
       </w:r>
     </w:p>
     <w:p>
@@ -17,7 +17,7 @@
         <w:jc w:val="both"/>
       </w:pPr>
       <w:r>
-        <w:t xml:space="preserve">Uzluksiz sovuqlik zanjiri — vaksinalarni ishlab chiqaruvchidan to iste'molchiga (emlanuvchiga) qadar barcha bosqichlarda Jahon sog'liqni saqlash tashkiloti (JSST) tomonidan tavsiya etilgan harorat oralig'ida saqlash va tashishni ta'minlovchi uzviy tizimdir [1]. Vaksinalar biologik faol preparatlar bo'lib, ularning immunogenligi harorat rejimiga bevosita bog'liq; rejim buzilsa, vaksina samaradorligini qaytarib bo'lmas darajada yo'qotadi va uni hech qanday usul bilan tiklab bo'lmaydi. Shu bois sovuqlik zanjirining uzluksizligi immunprofilaktikaning yakuniy samarasini belgilovchi asosiy shartlardan biridir [1].</w:t>
+        <w:t xml:space="preserve">Dezinfeksiya — tashqi muhit obyektlarida yuqumli va parazitar kasallik qo'zg'atuvchilarini yo'q qilishga qaratilgan tadbirlar majmui bo'lib, u epidemik jarayonning ikkinchi bo'g'iniga — yuqish mexanizmiga ta'sir qiladi. O'zbekiston Respublikasida dezinfeksiya O'zR SanQvaN 0090-25 bilan tartibga solinadi [1]. Dezinfeksiyaning samaradorligini aniqlash uning ajralmas qismi hisoblanadi, chunki nazoratsiz o'tkazilgan dezinfeksiya soxta xavfsizlik tuyg'usini keltirib chiqaradi. Shu bois dezinfeksiya turlari, ahamiyati va samaradorlik nazorati birgalikda ko'rib chiqiladi [1][2]. Dezinfeksiya sterilizatsiyadan farq qiladi: u asosan vegetativ patogen shakllarni yo'qotadi, sterilizatsiya esa barcha mikroorganizmlarni, jumladan sporalarni ham to'liq yo'q qiladi.</w:t>
       </w:r>
     </w:p>
     <w:p>
@@ -26,7 +26,7 @@
         <w:spacing w:after="80" w:before="160"/>
       </w:pPr>
       <w:r>
-        <w:t xml:space="preserve">Sovuqlik zanjirining tarkibi</w:t>
+        <w:t xml:space="preserve">Dezinfeksiya turlari</w:t>
       </w:r>
     </w:p>
     <w:p>
@@ -35,7 +35,7 @@
         <w:jc w:val="both"/>
       </w:pPr>
       <w:r>
-        <w:t xml:space="preserve">Uzluksiz sovuqlik zanjiri uch o'zaro bog'liq tarkibiy qismdan iborat [1]:</w:t>
+        <w:t xml:space="preserve">Maqsadiga ko'ra dezinfeksiya quyidagi turlarga bo'linadi [1]:</w:t>
       </w:r>
     </w:p>
     <w:p>
@@ -43,12 +43,12 @@
         <w:pStyle w:val="ListParagraph"/>
         <w:numPr>
           <w:ilvl w:val="0"/>
-          <w:numId w:val="2"/>
+          <w:numId w:val="101"/>
         </w:numPr>
         <w:spacing w:after="40"/>
       </w:pPr>
       <w:r>
-        <w:t xml:space="preserve">jihozlar — sovutuvchi kameralar, muzlatgichlar, termokonteynerlar, muz akkumulyatorlari;</w:t>
+        <w:t xml:space="preserve">profilaktik dezinfeksiya — epidemiya holatidan qat'iy nazar, yuqumli va parazitar kasalliklarning oldini olish uchun doimiy ravishda o'tkaziladi;</w:t>
       </w:r>
     </w:p>
     <w:p>
@@ -56,12 +56,12 @@
         <w:pStyle w:val="ListParagraph"/>
         <w:numPr>
           <w:ilvl w:val="0"/>
-          <w:numId w:val="2"/>
+          <w:numId w:val="101"/>
         </w:numPr>
         <w:spacing w:after="40"/>
       </w:pPr>
       <w:r>
-        <w:t xml:space="preserve">tashish vositalari — muzlatgichli avtomobillar, sovutuvchi qutilar (cold box) va vaksina tashish sumkalari;</w:t>
+        <w:t xml:space="preserve">joriy dezinfeksiya — bemor (infeksiya manbai) o'choqda mavjud bo'lgan va qo'zg'atuvchi ajralib turgan davrda muntazam o'tkaziladi;</w:t>
       </w:r>
     </w:p>
     <w:p>
@@ -69,12 +69,12 @@
         <w:pStyle w:val="ListParagraph"/>
         <w:numPr>
           <w:ilvl w:val="0"/>
-          <w:numId w:val="2"/>
+          <w:numId w:val="101"/>
         </w:numPr>
         <w:spacing w:after="40"/>
       </w:pPr>
       <w:r>
-        <w:t xml:space="preserve">malakali xodimlar va nazorat tartiblari — haroratni muntazam kuzatish, qayd etish va boshqarish.</w:t>
+        <w:t xml:space="preserve">yakuniy (o'choqli) dezinfeksiya — infeksiya manbai o'choqdan bartaraf etilgach, qolgan patogenlarni to'liq yo'q qilish uchun bir marta o'tkaziladi.</w:t>
       </w:r>
     </w:p>
     <w:p>
@@ -83,7 +83,7 @@
         <w:jc w:val="both"/>
       </w:pPr>
       <w:r>
-        <w:t xml:space="preserve">Zanjir milliy darajadan tuman va qishloq darajasigacha bo'lgan har bir bo'g'inni qamrab oladi; biror bo'g'inda harorat buzilsa, butun zanjir buzilgan hisoblanadi. Shuning uchun u "uzluksiz" deb ataladi [1]. Zanjirning har bir bo'g'inida saqlash quvvati, zaxira jihozlar va malakali xodimlar bo'lishi talab etiladi; quyi bo'g'inlarda (qishloq vrachlik punktlari) ham harorat rejimi milliy ombordagi kabi qat'iy saqlanishi lozim. Bu tizimli yondashuv JSSTning Kengaytirilgan immunizatsiya dasturi (EPI) tamoyillariga mos keladi va emlashning yakuniy sifatini kafolatlaydi [1].</w:t>
+        <w:t xml:space="preserve">O'tkazish usuliga ko'ra dezinfeksiya mexanik (yuvish, shamollatish), fizik (qaynatish, bug', quruq issiq havo, ultrabinafsha nurlanish), kimyoviy (dezinfeksiyalovchi eritmalar) va biologik usullarga bo'linadi [2]. Profilaktik dezinfeksiya jamoat joylari, tibbiyot muassasalari, suv ta'minoti va umumiy ovqatlanish obyektlarida rejali o'tkazilsa, joriy va yakuniy dezinfeksiya infeksiya o'chog'ida amalga oshiriladi. SanQvaN 0090-25 ga ko'ra, profilaktik dezinfeksiya obyektlarda oyda bir marta o'tkaziladi, epidemik kasalliklar mavsumida esa uning davriyligi oshiriladi [1]. Bu turlarning har biri aniq epidemiologik vaziyatga mos ravishda qo'llaniladi.</w:t>
       </w:r>
     </w:p>
     <w:p>
@@ -92,7 +92,7 @@
         <w:spacing w:after="80" w:before="160"/>
       </w:pPr>
       <w:r>
-        <w:t xml:space="preserve">Saqlash harorati va tartibi</w:t>
+        <w:t xml:space="preserve">Dezinfeksiyaning ahamiyati</w:t>
       </w:r>
     </w:p>
     <w:p>
@@ -101,7 +101,25 @@
         <w:jc w:val="both"/>
       </w:pPr>
       <w:r>
-        <w:t xml:space="preserve">Ko'pchilik vaksinalar uchun standart saqlash harorati +2°C dan +8°C gacha bo'lgan oraliqdir; ayrim zamonaviy vaksinalar (ba'zi mRNK vaksinalar) o'ta past — -60°C dan -80°C gacha haroratni talab qiladi va eritilgach cheklangan muddat ichida ishlatilishi kerak [1]. Vaksinalarni saqlashda quyidagi tamoyillarga rioya qilinadi:</w:t>
+        <w:t xml:space="preserve">Dezinfeksiyaning ahamiyati, ayniqsa tashqi muhit orqali yuqadigan infeksiyalarda yuqori. Fekal-oral mexanizmli ichak infeksiyalarida (ich terlama, dizenteriya, vabo, virusli gepatit A) dezinfeksiya qo'zg'atuvchining suv, oziq-ovqat va maishiy omillar orqali yuqishiga to'sqinlik qiladi. Tibbiy muassasalarda dezinfeksiya shifoxona ichi infeksiyalarining, jumladan qon orqali yuqadigan infeksiyalarning oldini oladi. Dezinfeksiya epidemik o'choqni lokalizatsiya qilish va bartaraf etishning muhim vositasi bo'lib, bemorni ajratish va muloqotdagilarni kuzatish kabi boshqa tadbirlar bilan birgalikda qo'llaniladi [1][2]. Uning ahamiyati kasallik turiga qarab turlicha: tashqi muhitda chidamli qo'zg'atuvchilar (ich terlama, virusli gepatit, sil, kuydirgi) keltirgan o'choqlarda hal qiluvchi, havo-tomchi orqali tez yuqadigan va tashqi muhitda tez nobud bo'ladigan qo'zg'atuvchilarda (gripp, qizamiq) esa cheklangandir. Shu bois dezinfeksiya hajmi va zarurati har bir kasallik uchun alohida belgilanadi; ba'zi hollarda shamollatish va nam tozalash yetarli bo'lsa, boshqalarida to'liq kamerali dezinfeksiya talab etiladi.</w:t>
+      </w:r>
+    </w:p>
+    <w:p>
+      <w:pPr>
+        <w:pStyle w:val="Heading2"/>
+        <w:spacing w:after="80" w:before="160"/>
+      </w:pPr>
+      <w:r>
+        <w:t xml:space="preserve">Samaradorlikni aniqlash usullari</w:t>
+      </w:r>
+    </w:p>
+    <w:p>
+      <w:pPr>
+        <w:spacing w:after="120"/>
+        <w:jc w:val="both"/>
+      </w:pPr>
+      <w:r>
+        <w:t xml:space="preserve">Dezinfeksiya samaradorligi uch xil nazorat orqali aniqlanadi [1][2]:</w:t>
       </w:r>
     </w:p>
     <w:p>
@@ -109,12 +127,12 @@
         <w:pStyle w:val="ListParagraph"/>
         <w:numPr>
           <w:ilvl w:val="0"/>
-          <w:numId w:val="2"/>
+          <w:numId w:val="102"/>
         </w:numPr>
         <w:spacing w:after="40"/>
       </w:pPr>
       <w:r>
-        <w:t xml:space="preserve">harorat belgilangan oraliqda uzluksiz ushlab turilishi;</w:t>
+        <w:t xml:space="preserve">vizual nazorat — obyekt tozaligi va tartibini bevosita ko'zdan kechirish;</w:t>
       </w:r>
     </w:p>
     <w:p>
@@ -122,12 +140,12 @@
         <w:pStyle w:val="ListParagraph"/>
         <w:numPr>
           <w:ilvl w:val="0"/>
-          <w:numId w:val="2"/>
+          <w:numId w:val="102"/>
         </w:numPr>
         <w:spacing w:after="40"/>
       </w:pPr>
       <w:r>
-        <w:t xml:space="preserve">adsorbsiyalangan vaksinalarni (AKDS, gepatit B, pentavalent) muzlatish qat'iyan taqiqlanishi;</w:t>
+        <w:t xml:space="preserve">kimyoviy nazorat — dezinfeksiyalovchi eritmaning faol modda konsentratsiyasini tekshirish, chunki kuchsizlangan eritma samarasiz bo'ladi;</w:t>
       </w:r>
     </w:p>
     <w:p>
@@ -135,38 +153,12 @@
         <w:pStyle w:val="ListParagraph"/>
         <w:numPr>
           <w:ilvl w:val="0"/>
-          <w:numId w:val="2"/>
+          <w:numId w:val="102"/>
         </w:numPr>
         <w:spacing w:after="40"/>
       </w:pPr>
       <w:r>
-        <w:t xml:space="preserve">yaroqlilik muddati avval tugaydigan vaksinani oldin ishlatish (FEFO tamoyili);</w:t>
-      </w:r>
-    </w:p>
-    <w:p>
-      <w:pPr>
-        <w:pStyle w:val="ListParagraph"/>
-        <w:numPr>
-          <w:ilvl w:val="0"/>
-          <w:numId w:val="2"/>
-        </w:numPr>
-        <w:spacing w:after="40"/>
-      </w:pPr>
-      <w:r>
-        <w:t xml:space="preserve">vaksinalarni muzlatgich devorlariga tegizmay, havo aylanishini ta'minlab joylashtirish;</w:t>
-      </w:r>
-    </w:p>
-    <w:p>
-      <w:pPr>
-        <w:pStyle w:val="ListParagraph"/>
-        <w:numPr>
-          <w:ilvl w:val="0"/>
-          <w:numId w:val="2"/>
-        </w:numPr>
-        <w:spacing w:after="40"/>
-      </w:pPr>
-      <w:r>
-        <w:t xml:space="preserve">muzlatgich eshigidagi javonlarda vaksina saqlamaslik, chunki u yerda harorat beqaror bo'ladi.</w:t>
+        <w:t xml:space="preserve">bakteriologik nazorat — ishlov berilgan yuzalardan surtma (smyv) olib, qo'zg'atuvchi yoki sanitariya-ko'rsatkich mikroorganizmlar (masalan, ichak tayoqchasi) qolgan-qolmaganligini laboratoriyada aniqlash.</w:t>
       </w:r>
     </w:p>
     <w:p>
@@ -175,7 +167,7 @@
         <w:jc w:val="both"/>
       </w:pPr>
       <w:r>
-        <w:t xml:space="preserve">Muzlash ko'plab vaksinalar uchun yuqori haroratdan ko'ra xavfliroq, chunki muzlagan vaksina tashqi ko'rinishidan yaroqli ko'rinsa-da, samaradorligini butunlay yo'qotgan bo'ladi [1]. Muzlash gumoni bo'lgan adsorbsiyalangan vaksinalarni tekshirish uchun maxsus "chayqatish sinovi" (shake test) qo'llaniladi: muzlab, so'ng erigan vaksina cho'kma hosil qiladi va yaroqsiz hisoblanadi. Shu bois muzlatgichda vaksinalar muz hosil bo'ladigan qismlardan uzoqda, o'rta javonlarda saqlanadi va harorat doimiy kuzatiladi.</w:t>
+        <w:t xml:space="preserve">Bakteriologik nazorat samaradorlikning eng ishonchli ko'rsatkichidir. SanQvaN 0090-25 ga ko'ra, profilaktik dezinfeksiyadan so'ng yuzalardan bakteriologik usulda surtma olinishi va laboratoriya tekshiruvi o'tkazilishi belgilangan [1]. Nazorat natijasi musbat bo'lsa, ya'ni ishlov berilgandan keyin ham qo'zg'atuvchi topilsa, dezinfeksiya samarasiz hisoblanadi, sabablari tahlil qilinadi va tadbir qayta o'tkaziladi. Samaradorlik ko'rsatkichi sifatida musbat natijalarning umumiy olingan namunalarga nisbati hisoblanadi; bu ko'rsatkich dezinfeksiya sifatini tizimli baholash imkonini beradi. Muntazam bakteriologik nazorat dezinfeksiya xizmatining ishonchliligini oshiradi va qoidabuzarliklarni erta aniqlab, ularni o'z vaqtida bartaraf etish imkonini beradi.</w:t>
       </w:r>
     </w:p>
     <w:p>
@@ -184,7 +176,7 @@
         <w:spacing w:after="80" w:before="160"/>
       </w:pPr>
       <w:r>
-        <w:t xml:space="preserve">Transportirovka talablari</w:t>
+        <w:t xml:space="preserve">Samaradorlikka ta'sir qiluvchi omillar</w:t>
       </w:r>
     </w:p>
     <w:p>
@@ -193,7 +185,7 @@
         <w:jc w:val="both"/>
       </w:pPr>
       <w:r>
-        <w:t xml:space="preserve">Vaksinalarni tashishda ham sovuqlik zanjiri saqlanadi. Tashish masofasiga qarab turli jihozlar qo'llaniladi: katta hajm uchun muzlatgichli avtomobillar, o'rta masofa uchun termokonteyner va sovutuvchi qutilar, emlash nuqtasigacha olib borish uchun esa vaksina sumkalari ishlatiladi. Tashishda muz akkumulyatorlari oldindan to'g'ri konditsiyalanadi — ya'ni muzlatgichdan chiqarilib, sirtida suv tomchilari (kondensat) paydo bo'lguncha ushlab turiladi, shunda muzlashga sezgir vaksina haddan ortiq sovib muzlab qolmaydi. JSST muzlashning oldini oluvchi maxsus sovutuvchi qutilar va sumkalarni tavsiya etadi; tashish vaqti imkon qadar qisqartiriladi [1]. Transport davomida harorat indikatorlari bilan birga olib boriladi va yetkazib berishda harorat rejimi buzilmaganligi tekshiriladi. Emlash seansi davomida ochilgan flakon sovutuvchi element ustida saqlanadi va belgilangan vaqtdan oshib ketganlar ishlatilmaydi. Bu talablar vaksinaning biologik faolligini — ya'ni organizmda immun javob uyg'otish qobiliyatini saqlashga qaratilgan.</w:t>
+        <w:t xml:space="preserve">Dezinfeksiya samaradorligiga bir qator omillar ta'sir qiladi: qo'zg'atuvchining turi va chidamliligi, obyekt yuzasidagi organik qoldiqlar (qon, oqsil dezinfeksiyalovchi moddani neytrallaydi), eritmaning to'g'ri konsentratsiyasi va yangiligi, ishlov berish vaqti (ekspozitsiya) hamda harorat. Shuning uchun dezinfeksiyadan oldin obyektni mexanik tozalash ko'pincha zarur bosqich hisoblanadi, chunki iflos yuzada dezinfeksiya to'liq samara bermaydi [2]. Noto'g'ri tanlangan vosita yoki yetarli bo'lmagan ekspozitsiya dezinfeksiyani samarasiz qiladi, shu bois rejimga qat'iy rioya qilish shart [1]. Qo'zg'atuvchining chidamliligi ham muhim: vegetativ bakteriyalar nisbatan oson, viruslar turlicha, sporali shakllar (kuydirgi, qoqshol) esa eng qiyin yo'q qilinadi va ularga nisbatan eng kuchli rejimlar qo'llaniladi. Shu sababli dezinfeksiya rejimi har bir aniq kasallik va qo'zg'atuvchining biologik xususiyatlariga moslab tanlanadi [2].</w:t>
       </w:r>
     </w:p>
     <w:p>
@@ -202,7 +194,7 @@
         <w:spacing w:after="80" w:before="160"/>
       </w:pPr>
       <w:r>
-        <w:t xml:space="preserve">Harorat nazorati</w:t>
+        <w:t xml:space="preserve">Xavfsizlik va talablar</w:t>
       </w:r>
     </w:p>
     <w:p>
@@ -211,7 +203,7 @@
         <w:jc w:val="both"/>
       </w:pPr>
       <w:r>
-        <w:t xml:space="preserve">Sovuqlik zanjirining ishonchliligi doimiy harorat nazoratiga asoslanadi. Buning uchun termometrlar, haroratni qayd etuvchi jurnallar, elektron data-loggerlar va vaksina flakoni monitoringi (VVM — vaccine vial monitor) ishlatiladi. VVM — flakonga joylashtirilgan indikator bo'lib, u vaksina qancha vaqt issiqlikka ta'sirlanganini ko'rsatadi. Muzlatgichlarda harorat kuniga kamida ikki marta o'lchanib, maxsus jurnalda qayd etiladi; elektr uzilishiga qarshi zaxira manbalar va muz akkumulyatorlari tayyor turadi. Harorat buzilishi aniqlansa, tegishli vaksinalar darhol alohida ajratiladi, ularning yaroqliligi ishlab chiqaruvchi ko'rsatmalari asosida baholanadi va yaroqsiz deb topilganlar belgilangan tartibda yo'q qilinadi [1]. Nazorat natijalari muntazam hujjatlashtiriladi; bu sovuqlik zanjiridagi zaif nuqtalarni aniqlash va ularni bartaraf etish imkonini beradi. Vaksinalar, shuningdek, yorug'likka sezgir bo'lishi mumkin, shu bois ular to'g'ridan-to'g'ri quyosh nuridan ham himoya qilinadi.</w:t>
+        <w:t xml:space="preserve">Dezinfeksiyalovchi vositalarning ko'pchiligi zaharli bo'lgani uchun SanQvaN 0090-25 ularning xavf sinfini hisobga olishni va inson hamda atrof-muhitga zarar yetkazmaslik uchun kam zaharli (III–IV sinf) vositalardan foydalanishni talab qiladi [1]. Xodimlar shaxsiy himoya vositalaridan foydalanadi, vositalar to'g'ri saqlanadi, tashiladi va belgilangan tartibda qo'llaniladi. Dezinfeksiya tadbirlari hujjatlashtiriladi va davlat sanitariya nazorati ostida bo'ladi. Vositalarga chidamlilik rivojlanishining oldini olish uchun ularni almashtirib turish tavsiya etiladi [2]. Dezinfeksiya vositalari saqlashda belgilangan harorat va yorug'lik sharoitiga, yaroqlilik muddatiga rioya qilinadi, chunki muddati o'tgan yoki noto'g'ri saqlangan vosita o'z faolligini yo'qotadi. Ishchi eritmalar belgilangan konsentratsiyada va odatda qo'llashdan oldin tayyorlanadi; tayyor eritmaning ham cheklangan yaroqlilik muddati bo'ladi. Bu talablarning barchasi dezinfeksiyaning haqiqatan samarali bo'lishini ta'minlashga qaratilgan.</w:t>
       </w:r>
     </w:p>
     <w:p>
@@ -220,7 +212,7 @@
         <w:spacing w:after="80" w:before="160"/>
       </w:pPr>
       <w:r>
-        <w:t xml:space="preserve">Ahamiyati</w:t>
+        <w:t xml:space="preserve">Xulosa</w:t>
       </w:r>
     </w:p>
     <w:p>
@@ -229,25 +221,7 @@
         <w:jc w:val="both"/>
       </w:pPr>
       <w:r>
-        <w:t xml:space="preserve">Uzluksiz sovuqlik zanjirining buzilishi nafaqat vaksinaning iqtisodiy yo'qotilishi, balki jiddiy epidemiologik xavf hamdir: harorat rejimi buzilgan vaksina bilan emlangan shaxs himoyalanmagan bo'lib qoladi, biroq rasman emlangan deb hisoblanadi. Bu aholining haqiqiy immun qatlamini pasaytiradi va boshqariladigan kasalliklarning kutilmagan avj olishiga sabab bo'lishi mumkin, chunki rasman qamrov yetarli ko'rinsa-da, amalda himoya shakllanmagan bo'ladi. Shu bois sovuqlik zanjirini ta'minlash immunprofilaktika dasturining ishonchliligi va aholi ishonchining asosidir. Buning uchun xodimlar o'qitiladi, jihozlar texnik ko'rikdan o'tkaziladi va zaxira quvvatlar ta'minlanadi [1]. Vaksinalarni haddan tashqari ko'p zaxiralab qo'ymaslik ham tavsiya etiladi, chunki bu saqlash xavfini, sovuqlik zanjiriga yukni va yaroqlilik muddati o'tib ketish ehtimolini oshiradi; aylanma tamoyili asosida boshqarilgan optimal zaxira esa isrofgarchilikni kamaytiradi. Shunday qilib, sovuqlik zanjirini boshqarish texnik, tashkiliy va kadrlar jihatlarini birlashtirgan murakkab vazifadir.</w:t>
-      </w:r>
-    </w:p>
-    <w:p>
-      <w:pPr>
-        <w:pStyle w:val="Heading2"/>
-        <w:spacing w:after="80" w:before="160"/>
-      </w:pPr>
-      <w:r>
-        <w:t xml:space="preserve">Xulosa</w:t>
-      </w:r>
-    </w:p>
-    <w:p>
-      <w:pPr>
-        <w:spacing w:after="120"/>
-        <w:jc w:val="both"/>
-      </w:pPr>
-      <w:r>
-        <w:t xml:space="preserve">Uzluksiz sovuqlik zanjiri vaksinalarni ishlab chiqarishdan emlashgacha bo'lgan barcha bosqichlarda nazorat qilinadigan harorat (aksariyat vaksinalar uchun +2°C dan +8°C gacha) sharoitida saqlash va tashishni ta'minlaydi. U jihozlar, tashish vositalari va malakali xodimlardan iborat bo'lib, milliy darajadan emlash nuqtasigacha har bir bo'g'inni qamrab oladi; uzluksizligi — uning mohiyati. Muzlash ko'pchilik vaksinalar uchun xavfli, harorat esa doimiy nazorat ostida bo'ladi. Zanjirning buzilishi vaksinani yaroqsiz qiladi va epidemiologik xavf tug'diradi; shu bois uning uzluksizligini ta'minlash immunprofilaktikaning hal qiluvchi shartidir. Vrach-epidemiolog uchun sovuqlik zanjiri talablarini bilish va nazorat qilish emlash ishining sifatini kafolatlashning muhim qismi bo'lib, bu malaka emlash dasturining ishonchliligini bevosita belgilaydi.</w:t>
+        <w:t xml:space="preserve">Dezinfeksiya maqsadiga ko'ra profilaktik, joriy va yakuniy, usuliga ko'ra mexanik, fizik, kimyoviy va biologik turlarga bo'linadi. Uning ahamiyati, ayniqsa ichak infeksiyalari va shifoxona ichi infeksiyalariga qarshi kurashda yuqori. Dezinfeksiya samaradorligi vizual, kimyoviy va, eng muhimi, bakteriologik nazorat orqali aniqlanadi; SanQvaN 0090-25 bakteriologik surtma olishni belgilaydi [1]. Samaradorlik to'g'ri tanlangan vosita, aniq konsentratsiya, yetarli ekspozitsiya va obyektning oldindan mexanik tozalanganligiga bog'liq. Shu talablarga rioya qilish dezinfeksiyaning haqiqatan maqsadga erishishini ta'minlaydi. Vrach-epidemiolog uchun dezinfeksiya turlarini, ularning ahamiyatini va samaradorlikni aniqlash usullarini bilish — epidemiyaga qarshi kurashni to'g'ri tashkil etish va uning natijasini ob'ektiv baholashning zaruriy shartidir.</w:t>
       </w:r>
     </w:p>
     <w:p>
@@ -269,7 +243,7 @@
         <w:spacing w:after="40"/>
       </w:pPr>
       <w:r>
-        <w:t xml:space="preserve">World Health Organization. Immunization in practice: a practical guide for health staff; Safe vaccine handling and cold chain. Geneva: WHO. URL: https://www.who.int/teams/immunization-vaccines-and-biologicals</w:t>
+        <w:t xml:space="preserve">SanQvaN 0090-25. Dezinfeksiya tadbirlarini o'tkazish ... sanitariya qoidalari, normalari va gigiyena normativlari. O'zR SSV huzuridagi SEO va JSQ qo'mitasi, 2025-yil 5-may, 8-son qaror (Adliya vazirligida 03.06.2025, № 350). URL: https://lex.uz/docs/-7556121</w:t>
       </w:r>
     </w:p>
     <w:p>
@@ -282,7 +256,7 @@
         <w:spacing w:after="40"/>
       </w:pPr>
       <w:r>
-        <w:t xml:space="preserve">O'zbekiston Respublikasida profilaktik emlashlar o'tkazish kalendar rejasi va immunizatsiya bo'yicha uslubiy ko'rsatmalar. O'zR Sog'liqni saqlash vazirligi.</w:t>
+        <w:t xml:space="preserve">Osipova V.L. Dezinfeksiya: o'quv qo'llanma. — Moskva: GEOTAR-Media, 2009.</w:t>
       </w:r>
     </w:p>
     <w:sectPr>
@@ -488,6 +462,18 @@
       <w:lvlJc w:val="left"/>
       <w:pPr>
         <w:ind w:left="576" w:hanging="316"/>
+      </w:pPr>
+    </w:lvl>
+  </w:abstractNum>
+  <w:abstractNum w:abstractNumId="90">
+    <w:multiLevelType w:val="hybridMultilevel"/>
+    <w:lvl w:ilvl="0">
+      <w:start w:val="1"/>
+      <w:numFmt w:val="decimal"/>
+      <w:lvlText w:val="%1)"/>
+      <w:lvlJc w:val="left"/>
+      <w:pPr>
+        <w:ind w:left="851" w:hanging="425"/>
       </w:pPr>
     </w:lvl>
   </w:abstractNum>
@@ -505,6 +491,18 @@
   </w:num>
   <w:num w:numId="3">
     <w:abstractNumId w:val="4"/>
+    <w:lvlOverride w:ilvl="0">
+      <w:startOverride w:val="1"/>
+    </w:lvlOverride>
+  </w:num>
+  <w:num w:numId="101">
+    <w:abstractNumId w:val="90"/>
+    <w:lvlOverride w:ilvl="0">
+      <w:startOverride w:val="1"/>
+    </w:lvlOverride>
+  </w:num>
+  <w:num w:numId="102">
+    <w:abstractNumId w:val="90"/>
     <w:lvlOverride w:ilvl="0">
       <w:startOverride w:val="1"/>
     </w:lvlOverride>

--- a/javoblar/039.docx
+++ b/javoblar/039.docx
@@ -5,36 +5,63 @@
     <w:p>
       <w:pPr>
         <w:pStyle w:val="Heading1"/>
-        <w:spacing w:after="200"/>
-      </w:pPr>
-      <w:r>
+        <w:spacing w:after="240"/>
+        <w:jc w:val="center"/>
+      </w:pPr>
+      <w:r>
+        <w:rPr>
+          <w:rFonts w:ascii="Times New Roman" w:cs="Times New Roman" w:eastAsia="Times New Roman" w:hAnsi="Times New Roman"/>
+          <w:b/>
+          <w:bCs/>
+          <w:sz w:val="28"/>
+          <w:szCs w:val="28"/>
+        </w:rPr>
         <w:t xml:space="preserve">39. Dezinfeksiyaning turlari, ahamiyati, va samaradorligini aniqlash talablari</w:t>
       </w:r>
     </w:p>
     <w:p>
       <w:pPr>
-        <w:spacing w:after="120"/>
-        <w:jc w:val="both"/>
-      </w:pPr>
-      <w:r>
+        <w:spacing w:after="120" w:line="276"/>
+        <w:ind w:firstLine="567"/>
+        <w:jc w:val="both"/>
+      </w:pPr>
+      <w:r>
+        <w:rPr>
+          <w:rFonts w:ascii="Times New Roman" w:cs="Times New Roman" w:eastAsia="Times New Roman" w:hAnsi="Times New Roman"/>
+          <w:sz w:val="28"/>
+          <w:szCs w:val="28"/>
+        </w:rPr>
         <w:t xml:space="preserve">Dezinfeksiya — tashqi muhit obyektlarida yuqumli va parazitar kasallik qo'zg'atuvchilarini yo'q qilishga qaratilgan tadbirlar majmui bo'lib, u epidemik jarayonning ikkinchi bo'g'iniga — yuqish mexanizmiga ta'sir qiladi. O'zbekiston Respublikasida dezinfeksiya O'zR SanQvaN 0090-25 bilan tartibga solinadi [1]. Dezinfeksiyaning samaradorligini aniqlash uning ajralmas qismi hisoblanadi, chunki nazoratsiz o'tkazilgan dezinfeksiya soxta xavfsizlik tuyg'usini keltirib chiqaradi. Shu bois dezinfeksiya turlari, ahamiyati va samaradorlik nazorati birgalikda ko'rib chiqiladi [1][2]. Dezinfeksiya sterilizatsiyadan farq qiladi: u asosan vegetativ patogen shakllarni yo'qotadi, sterilizatsiya esa barcha mikroorganizmlarni, jumladan sporalarni ham to'liq yo'q qiladi.</w:t>
       </w:r>
     </w:p>
     <w:p>
       <w:pPr>
         <w:pStyle w:val="Heading2"/>
-        <w:spacing w:after="80" w:before="160"/>
-      </w:pPr>
-      <w:r>
+        <w:spacing w:after="100" w:before="200"/>
+      </w:pPr>
+      <w:r>
+        <w:rPr>
+          <w:rFonts w:ascii="Times New Roman" w:cs="Times New Roman" w:eastAsia="Times New Roman" w:hAnsi="Times New Roman"/>
+          <w:b/>
+          <w:bCs/>
+          <w:sz w:val="28"/>
+          <w:szCs w:val="28"/>
+        </w:rPr>
         <w:t xml:space="preserve">Dezinfeksiya turlari</w:t>
       </w:r>
     </w:p>
     <w:p>
       <w:pPr>
-        <w:spacing w:after="120"/>
-        <w:jc w:val="both"/>
-      </w:pPr>
-      <w:r>
+        <w:spacing w:after="120" w:line="276"/>
+        <w:ind w:firstLine="567"/>
+        <w:jc w:val="both"/>
+      </w:pPr>
+      <w:r>
+        <w:rPr>
+          <w:rFonts w:ascii="Times New Roman" w:cs="Times New Roman" w:eastAsia="Times New Roman" w:hAnsi="Times New Roman"/>
+          <w:sz w:val="28"/>
+          <w:szCs w:val="28"/>
+        </w:rPr>
         <w:t xml:space="preserve">Maqsadiga ko'ra dezinfeksiya quyidagi turlarga bo'linadi [1]:</w:t>
       </w:r>
     </w:p>
@@ -43,11 +70,17 @@
         <w:pStyle w:val="ListParagraph"/>
         <w:numPr>
           <w:ilvl w:val="0"/>
-          <w:numId w:val="101"/>
+          <w:numId w:val="2"/>
         </w:numPr>
-        <w:spacing w:after="40"/>
-      </w:pPr>
-      <w:r>
+        <w:spacing w:after="60" w:line="276"/>
+        <w:jc w:val="both"/>
+      </w:pPr>
+      <w:r>
+        <w:rPr>
+          <w:rFonts w:ascii="Times New Roman" w:cs="Times New Roman" w:eastAsia="Times New Roman" w:hAnsi="Times New Roman"/>
+          <w:sz w:val="28"/>
+          <w:szCs w:val="28"/>
+        </w:rPr>
         <w:t xml:space="preserve">profilaktik dezinfeksiya — epidemiya holatidan qat'iy nazar, yuqumli va parazitar kasalliklarning oldini olish uchun doimiy ravishda o'tkaziladi;</w:t>
       </w:r>
     </w:p>
@@ -56,11 +89,17 @@
         <w:pStyle w:val="ListParagraph"/>
         <w:numPr>
           <w:ilvl w:val="0"/>
-          <w:numId w:val="101"/>
+          <w:numId w:val="2"/>
         </w:numPr>
-        <w:spacing w:after="40"/>
-      </w:pPr>
-      <w:r>
+        <w:spacing w:after="60" w:line="276"/>
+        <w:jc w:val="both"/>
+      </w:pPr>
+      <w:r>
+        <w:rPr>
+          <w:rFonts w:ascii="Times New Roman" w:cs="Times New Roman" w:eastAsia="Times New Roman" w:hAnsi="Times New Roman"/>
+          <w:sz w:val="28"/>
+          <w:szCs w:val="28"/>
+        </w:rPr>
         <w:t xml:space="preserve">joriy dezinfeksiya — bemor (infeksiya manbai) o'choqda mavjud bo'lgan va qo'zg'atuvchi ajralib turgan davrda muntazam o'tkaziladi;</w:t>
       </w:r>
     </w:p>
@@ -69,168 +108,95 @@
         <w:pStyle w:val="ListParagraph"/>
         <w:numPr>
           <w:ilvl w:val="0"/>
-          <w:numId w:val="101"/>
+          <w:numId w:val="2"/>
         </w:numPr>
-        <w:spacing w:after="40"/>
-      </w:pPr>
-      <w:r>
+        <w:spacing w:after="60" w:line="276"/>
+        <w:jc w:val="both"/>
+      </w:pPr>
+      <w:r>
+        <w:rPr>
+          <w:rFonts w:ascii="Times New Roman" w:cs="Times New Roman" w:eastAsia="Times New Roman" w:hAnsi="Times New Roman"/>
+          <w:sz w:val="28"/>
+          <w:szCs w:val="28"/>
+        </w:rPr>
         <w:t xml:space="preserve">yakuniy (o'choqli) dezinfeksiya — infeksiya manbai o'choqdan bartaraf etilgach, qolgan patogenlarni to'liq yo'q qilish uchun bir marta o'tkaziladi.</w:t>
       </w:r>
     </w:p>
     <w:p>
       <w:pPr>
-        <w:spacing w:after="120"/>
-        <w:jc w:val="both"/>
-      </w:pPr>
-      <w:r>
+        <w:spacing w:after="120" w:line="276"/>
+        <w:ind w:firstLine="567"/>
+        <w:jc w:val="both"/>
+      </w:pPr>
+      <w:r>
+        <w:rPr>
+          <w:rFonts w:ascii="Times New Roman" w:cs="Times New Roman" w:eastAsia="Times New Roman" w:hAnsi="Times New Roman"/>
+          <w:sz w:val="28"/>
+          <w:szCs w:val="28"/>
+        </w:rPr>
         <w:t xml:space="preserve">O'tkazish usuliga ko'ra dezinfeksiya mexanik (yuvish, shamollatish), fizik (qaynatish, bug', quruq issiq havo, ultrabinafsha nurlanish), kimyoviy (dezinfeksiyalovchi eritmalar) va biologik usullarga bo'linadi [2]. Profilaktik dezinfeksiya jamoat joylari, tibbiyot muassasalari, suv ta'minoti va umumiy ovqatlanish obyektlarida rejali o'tkazilsa, joriy va yakuniy dezinfeksiya infeksiya o'chog'ida amalga oshiriladi. SanQvaN 0090-25 ga ko'ra, profilaktik dezinfeksiya obyektlarda oyda bir marta o'tkaziladi, epidemik kasalliklar mavsumida esa uning davriyligi oshiriladi [1]. Bu turlarning har biri aniq epidemiologik vaziyatga mos ravishda qo'llaniladi.</w:t>
       </w:r>
     </w:p>
     <w:p>
       <w:pPr>
         <w:pStyle w:val="Heading2"/>
-        <w:spacing w:after="80" w:before="160"/>
-      </w:pPr>
-      <w:r>
+        <w:spacing w:after="100" w:before="200"/>
+      </w:pPr>
+      <w:r>
+        <w:rPr>
+          <w:rFonts w:ascii="Times New Roman" w:cs="Times New Roman" w:eastAsia="Times New Roman" w:hAnsi="Times New Roman"/>
+          <w:b/>
+          <w:bCs/>
+          <w:sz w:val="28"/>
+          <w:szCs w:val="28"/>
+        </w:rPr>
         <w:t xml:space="preserve">Dezinfeksiyaning ahamiyati</w:t>
       </w:r>
     </w:p>
     <w:p>
       <w:pPr>
-        <w:spacing w:after="120"/>
-        <w:jc w:val="both"/>
-      </w:pPr>
-      <w:r>
+        <w:spacing w:after="120" w:line="276"/>
+        <w:ind w:firstLine="567"/>
+        <w:jc w:val="both"/>
+      </w:pPr>
+      <w:r>
+        <w:rPr>
+          <w:rFonts w:ascii="Times New Roman" w:cs="Times New Roman" w:eastAsia="Times New Roman" w:hAnsi="Times New Roman"/>
+          <w:sz w:val="28"/>
+          <w:szCs w:val="28"/>
+        </w:rPr>
         <w:t xml:space="preserve">Dezinfeksiyaning ahamiyati, ayniqsa tashqi muhit orqali yuqadigan infeksiyalarda yuqori. Fekal-oral mexanizmli ichak infeksiyalarida (ich terlama, dizenteriya, vabo, virusli gepatit A) dezinfeksiya qo'zg'atuvchining suv, oziq-ovqat va maishiy omillar orqali yuqishiga to'sqinlik qiladi. Tibbiy muassasalarda dezinfeksiya shifoxona ichi infeksiyalarining, jumladan qon orqali yuqadigan infeksiyalarning oldini oladi. Dezinfeksiya epidemik o'choqni lokalizatsiya qilish va bartaraf etishning muhim vositasi bo'lib, bemorni ajratish va muloqotdagilarni kuzatish kabi boshqa tadbirlar bilan birgalikda qo'llaniladi [1][2]. Uning ahamiyati kasallik turiga qarab turlicha: tashqi muhitda chidamli qo'zg'atuvchilar (ich terlama, virusli gepatit, sil, kuydirgi) keltirgan o'choqlarda hal qiluvchi, havo-tomchi orqali tez yuqadigan va tashqi muhitda tez nobud bo'ladigan qo'zg'atuvchilarda (gripp, qizamiq) esa cheklangandir. Shu bois dezinfeksiya hajmi va zarurati har bir kasallik uchun alohida belgilanadi; ba'zi hollarda shamollatish va nam tozalash yetarli bo'lsa, boshqalarida to'liq kamerali dezinfeksiya talab etiladi.</w:t>
       </w:r>
     </w:p>
     <w:p>
       <w:pPr>
         <w:pStyle w:val="Heading2"/>
-        <w:spacing w:after="80" w:before="160"/>
-      </w:pPr>
-      <w:r>
+        <w:spacing w:after="100" w:before="200"/>
+      </w:pPr>
+      <w:r>
+        <w:rPr>
+          <w:rFonts w:ascii="Times New Roman" w:cs="Times New Roman" w:eastAsia="Times New Roman" w:hAnsi="Times New Roman"/>
+          <w:b/>
+          <w:bCs/>
+          <w:sz w:val="28"/>
+          <w:szCs w:val="28"/>
+        </w:rPr>
         <w:t xml:space="preserve">Samaradorlikni aniqlash usullari</w:t>
       </w:r>
     </w:p>
     <w:p>
       <w:pPr>
-        <w:spacing w:after="120"/>
-        <w:jc w:val="both"/>
-      </w:pPr>
-      <w:r>
+        <w:spacing w:after="120" w:line="276"/>
+        <w:ind w:firstLine="567"/>
+        <w:jc w:val="both"/>
+      </w:pPr>
+      <w:r>
+        <w:rPr>
+          <w:rFonts w:ascii="Times New Roman" w:cs="Times New Roman" w:eastAsia="Times New Roman" w:hAnsi="Times New Roman"/>
+          <w:sz w:val="28"/>
+          <w:szCs w:val="28"/>
+        </w:rPr>
         <w:t xml:space="preserve">Dezinfeksiya samaradorligi uch xil nazorat orqali aniqlanadi [1][2]:</w:t>
-      </w:r>
-    </w:p>
-    <w:p>
-      <w:pPr>
-        <w:pStyle w:val="ListParagraph"/>
-        <w:numPr>
-          <w:ilvl w:val="0"/>
-          <w:numId w:val="102"/>
-        </w:numPr>
-        <w:spacing w:after="40"/>
-      </w:pPr>
-      <w:r>
-        <w:t xml:space="preserve">vizual nazorat — obyekt tozaligi va tartibini bevosita ko'zdan kechirish;</w:t>
-      </w:r>
-    </w:p>
-    <w:p>
-      <w:pPr>
-        <w:pStyle w:val="ListParagraph"/>
-        <w:numPr>
-          <w:ilvl w:val="0"/>
-          <w:numId w:val="102"/>
-        </w:numPr>
-        <w:spacing w:after="40"/>
-      </w:pPr>
-      <w:r>
-        <w:t xml:space="preserve">kimyoviy nazorat — dezinfeksiyalovchi eritmaning faol modda konsentratsiyasini tekshirish, chunki kuchsizlangan eritma samarasiz bo'ladi;</w:t>
-      </w:r>
-    </w:p>
-    <w:p>
-      <w:pPr>
-        <w:pStyle w:val="ListParagraph"/>
-        <w:numPr>
-          <w:ilvl w:val="0"/>
-          <w:numId w:val="102"/>
-        </w:numPr>
-        <w:spacing w:after="40"/>
-      </w:pPr>
-      <w:r>
-        <w:t xml:space="preserve">bakteriologik nazorat — ishlov berilgan yuzalardan surtma (smyv) olib, qo'zg'atuvchi yoki sanitariya-ko'rsatkich mikroorganizmlar (masalan, ichak tayoqchasi) qolgan-qolmaganligini laboratoriyada aniqlash.</w:t>
-      </w:r>
-    </w:p>
-    <w:p>
-      <w:pPr>
-        <w:spacing w:after="120"/>
-        <w:jc w:val="both"/>
-      </w:pPr>
-      <w:r>
-        <w:t xml:space="preserve">Bakteriologik nazorat samaradorlikning eng ishonchli ko'rsatkichidir. SanQvaN 0090-25 ga ko'ra, profilaktik dezinfeksiyadan so'ng yuzalardan bakteriologik usulda surtma olinishi va laboratoriya tekshiruvi o'tkazilishi belgilangan [1]. Nazorat natijasi musbat bo'lsa, ya'ni ishlov berilgandan keyin ham qo'zg'atuvchi topilsa, dezinfeksiya samarasiz hisoblanadi, sabablari tahlil qilinadi va tadbir qayta o'tkaziladi. Samaradorlik ko'rsatkichi sifatida musbat natijalarning umumiy olingan namunalarga nisbati hisoblanadi; bu ko'rsatkich dezinfeksiya sifatini tizimli baholash imkonini beradi. Muntazam bakteriologik nazorat dezinfeksiya xizmatining ishonchliligini oshiradi va qoidabuzarliklarni erta aniqlab, ularni o'z vaqtida bartaraf etish imkonini beradi.</w:t>
-      </w:r>
-    </w:p>
-    <w:p>
-      <w:pPr>
-        <w:pStyle w:val="Heading2"/>
-        <w:spacing w:after="80" w:before="160"/>
-      </w:pPr>
-      <w:r>
-        <w:t xml:space="preserve">Samaradorlikka ta'sir qiluvchi omillar</w:t>
-      </w:r>
-    </w:p>
-    <w:p>
-      <w:pPr>
-        <w:spacing w:after="120"/>
-        <w:jc w:val="both"/>
-      </w:pPr>
-      <w:r>
-        <w:t xml:space="preserve">Dezinfeksiya samaradorligiga bir qator omillar ta'sir qiladi: qo'zg'atuvchining turi va chidamliligi, obyekt yuzasidagi organik qoldiqlar (qon, oqsil dezinfeksiyalovchi moddani neytrallaydi), eritmaning to'g'ri konsentratsiyasi va yangiligi, ishlov berish vaqti (ekspozitsiya) hamda harorat. Shuning uchun dezinfeksiyadan oldin obyektni mexanik tozalash ko'pincha zarur bosqich hisoblanadi, chunki iflos yuzada dezinfeksiya to'liq samara bermaydi [2]. Noto'g'ri tanlangan vosita yoki yetarli bo'lmagan ekspozitsiya dezinfeksiyani samarasiz qiladi, shu bois rejimga qat'iy rioya qilish shart [1]. Qo'zg'atuvchining chidamliligi ham muhim: vegetativ bakteriyalar nisbatan oson, viruslar turlicha, sporali shakllar (kuydirgi, qoqshol) esa eng qiyin yo'q qilinadi va ularga nisbatan eng kuchli rejimlar qo'llaniladi. Shu sababli dezinfeksiya rejimi har bir aniq kasallik va qo'zg'atuvchining biologik xususiyatlariga moslab tanlanadi [2].</w:t>
-      </w:r>
-    </w:p>
-    <w:p>
-      <w:pPr>
-        <w:pStyle w:val="Heading2"/>
-        <w:spacing w:after="80" w:before="160"/>
-      </w:pPr>
-      <w:r>
-        <w:t xml:space="preserve">Xavfsizlik va talablar</w:t>
-      </w:r>
-    </w:p>
-    <w:p>
-      <w:pPr>
-        <w:spacing w:after="120"/>
-        <w:jc w:val="both"/>
-      </w:pPr>
-      <w:r>
-        <w:t xml:space="preserve">Dezinfeksiyalovchi vositalarning ko'pchiligi zaharli bo'lgani uchun SanQvaN 0090-25 ularning xavf sinfini hisobga olishni va inson hamda atrof-muhitga zarar yetkazmaslik uchun kam zaharli (III–IV sinf) vositalardan foydalanishni talab qiladi [1]. Xodimlar shaxsiy himoya vositalaridan foydalanadi, vositalar to'g'ri saqlanadi, tashiladi va belgilangan tartibda qo'llaniladi. Dezinfeksiya tadbirlari hujjatlashtiriladi va davlat sanitariya nazorati ostida bo'ladi. Vositalarga chidamlilik rivojlanishining oldini olish uchun ularni almashtirib turish tavsiya etiladi [2]. Dezinfeksiya vositalari saqlashda belgilangan harorat va yorug'lik sharoitiga, yaroqlilik muddatiga rioya qilinadi, chunki muddati o'tgan yoki noto'g'ri saqlangan vosita o'z faolligini yo'qotadi. Ishchi eritmalar belgilangan konsentratsiyada va odatda qo'llashdan oldin tayyorlanadi; tayyor eritmaning ham cheklangan yaroqlilik muddati bo'ladi. Bu talablarning barchasi dezinfeksiyaning haqiqatan samarali bo'lishini ta'minlashga qaratilgan.</w:t>
-      </w:r>
-    </w:p>
-    <w:p>
-      <w:pPr>
-        <w:pStyle w:val="Heading2"/>
-        <w:spacing w:after="80" w:before="160"/>
-      </w:pPr>
-      <w:r>
-        <w:t xml:space="preserve">Xulosa</w:t>
-      </w:r>
-    </w:p>
-    <w:p>
-      <w:pPr>
-        <w:spacing w:after="120"/>
-        <w:jc w:val="both"/>
-      </w:pPr>
-      <w:r>
-        <w:t xml:space="preserve">Dezinfeksiya maqsadiga ko'ra profilaktik, joriy va yakuniy, usuliga ko'ra mexanik, fizik, kimyoviy va biologik turlarga bo'linadi. Uning ahamiyati, ayniqsa ichak infeksiyalari va shifoxona ichi infeksiyalariga qarshi kurashda yuqori. Dezinfeksiya samaradorligi vizual, kimyoviy va, eng muhimi, bakteriologik nazorat orqali aniqlanadi; SanQvaN 0090-25 bakteriologik surtma olishni belgilaydi [1]. Samaradorlik to'g'ri tanlangan vosita, aniq konsentratsiya, yetarli ekspozitsiya va obyektning oldindan mexanik tozalanganligiga bog'liq. Shu talablarga rioya qilish dezinfeksiyaning haqiqatan maqsadga erishishini ta'minlaydi. Vrach-epidemiolog uchun dezinfeksiya turlarini, ularning ahamiyatini va samaradorlikni aniqlash usullarini bilish — epidemiyaga qarshi kurashni to'g'ri tashkil etish va uning natijasini ob'ektiv baholashning zaruriy shartidir.</w:t>
-      </w:r>
-    </w:p>
-    <w:p>
-      <w:pPr>
-        <w:pStyle w:val="Heading2"/>
-        <w:spacing w:after="80" w:before="220"/>
-      </w:pPr>
-      <w:r>
-        <w:t xml:space="preserve">Foydalanilgan adabiyotlar</w:t>
       </w:r>
     </w:p>
     <w:p>
@@ -240,10 +206,16 @@
           <w:ilvl w:val="0"/>
           <w:numId w:val="3"/>
         </w:numPr>
-        <w:spacing w:after="40"/>
-      </w:pPr>
-      <w:r>
-        <w:t xml:space="preserve">SanQvaN 0090-25. Dezinfeksiya tadbirlarini o'tkazish ... sanitariya qoidalari, normalari va gigiyena normativlari. O'zR SSV huzuridagi SEO va JSQ qo'mitasi, 2025-yil 5-may, 8-son qaror (Adliya vazirligida 03.06.2025, № 350). URL: https://lex.uz/docs/-7556121</w:t>
+        <w:spacing w:after="60" w:line="276"/>
+        <w:jc w:val="both"/>
+      </w:pPr>
+      <w:r>
+        <w:rPr>
+          <w:rFonts w:ascii="Times New Roman" w:cs="Times New Roman" w:eastAsia="Times New Roman" w:hAnsi="Times New Roman"/>
+          <w:sz w:val="28"/>
+          <w:szCs w:val="28"/>
+        </w:rPr>
+        <w:t xml:space="preserve">vizual nazorat — obyekt tozaligi va tartibini bevosita ko'zdan kechirish;</w:t>
       </w:r>
     </w:p>
     <w:p>
@@ -253,15 +225,285 @@
           <w:ilvl w:val="0"/>
           <w:numId w:val="3"/>
         </w:numPr>
-        <w:spacing w:after="40"/>
-      </w:pPr>
-      <w:r>
+        <w:spacing w:after="60" w:line="276"/>
+        <w:jc w:val="both"/>
+      </w:pPr>
+      <w:r>
+        <w:rPr>
+          <w:rFonts w:ascii="Times New Roman" w:cs="Times New Roman" w:eastAsia="Times New Roman" w:hAnsi="Times New Roman"/>
+          <w:sz w:val="28"/>
+          <w:szCs w:val="28"/>
+        </w:rPr>
+        <w:t xml:space="preserve">kimyoviy nazorat — dezinfeksiyalovchi eritmaning faol modda konsentratsiyasini tekshirish, chunki kuchsizlangan eritma samarasiz bo'ladi;</w:t>
+      </w:r>
+    </w:p>
+    <w:p>
+      <w:pPr>
+        <w:pStyle w:val="ListParagraph"/>
+        <w:numPr>
+          <w:ilvl w:val="0"/>
+          <w:numId w:val="3"/>
+        </w:numPr>
+        <w:spacing w:after="60" w:line="276"/>
+        <w:jc w:val="both"/>
+      </w:pPr>
+      <w:r>
+        <w:rPr>
+          <w:rFonts w:ascii="Times New Roman" w:cs="Times New Roman" w:eastAsia="Times New Roman" w:hAnsi="Times New Roman"/>
+          <w:sz w:val="28"/>
+          <w:szCs w:val="28"/>
+        </w:rPr>
+        <w:t xml:space="preserve">bakteriologik nazorat — ishlov berilgan yuzalardan surtma (smyv) olib, qo'zg'atuvchi yoki sanitariya-ko'rsatkich mikroorganizmlar (masalan, ichak tayoqchasi) qolgan-qolmaganligini laboratoriyada aniqlash.</w:t>
+      </w:r>
+    </w:p>
+    <w:p>
+      <w:pPr>
+        <w:spacing w:after="120" w:line="276"/>
+        <w:ind w:firstLine="567"/>
+        <w:jc w:val="both"/>
+      </w:pPr>
+      <w:r>
+        <w:rPr>
+          <w:rFonts w:ascii="Times New Roman" w:cs="Times New Roman" w:eastAsia="Times New Roman" w:hAnsi="Times New Roman"/>
+          <w:sz w:val="28"/>
+          <w:szCs w:val="28"/>
+        </w:rPr>
+        <w:t xml:space="preserve">Bakteriologik nazorat samaradorlikning eng ishonchli ko'rsatkichidir. SanQvaN 0090-25 ga ko'ra, profilaktik dezinfeksiyadan so'ng yuzalardan bakteriologik usulda surtma olinishi va laboratoriya tekshiruvi o'tkazilishi belgilangan [1]. Nazorat natijasi musbat bo'lsa, ya'ni ishlov berilgandan keyin ham qo'zg'atuvchi topilsa, dezinfeksiya samarasiz hisoblanadi, sabablari tahlil qilinadi va tadbir qayta o'tkaziladi. Samaradorlik ko'rsatkichi sifatida musbat natijalarning umumiy olingan namunalarga nisbati hisoblanadi; bu ko'rsatkich dezinfeksiya sifatini tizimli baholash imkonini beradi. Muntazam bakteriologik nazorat dezinfeksiya xizmatining ishonchliligini oshiradi va qoidabuzarliklarni erta aniqlab, ularni o'z vaqtida bartaraf etish imkonini beradi.</w:t>
+      </w:r>
+    </w:p>
+    <w:p>
+      <w:pPr>
+        <w:pStyle w:val="Heading2"/>
+        <w:spacing w:after="100" w:before="200"/>
+      </w:pPr>
+      <w:r>
+        <w:rPr>
+          <w:rFonts w:ascii="Times New Roman" w:cs="Times New Roman" w:eastAsia="Times New Roman" w:hAnsi="Times New Roman"/>
+          <w:b/>
+          <w:bCs/>
+          <w:sz w:val="28"/>
+          <w:szCs w:val="28"/>
+        </w:rPr>
+        <w:t xml:space="preserve">Samaradorlikka ta'sir qiluvchi omillar</w:t>
+      </w:r>
+    </w:p>
+    <w:p>
+      <w:pPr>
+        <w:spacing w:after="120" w:line="276"/>
+        <w:ind w:firstLine="567"/>
+        <w:jc w:val="both"/>
+      </w:pPr>
+      <w:r>
+        <w:rPr>
+          <w:rFonts w:ascii="Times New Roman" w:cs="Times New Roman" w:eastAsia="Times New Roman" w:hAnsi="Times New Roman"/>
+          <w:sz w:val="28"/>
+          <w:szCs w:val="28"/>
+        </w:rPr>
+        <w:t xml:space="preserve">Dezinfeksiya samaradorligiga bir qator omillar ta'sir qiladi: qo'zg'atuvchining turi va chidamliligi, obyekt yuzasidagi organik qoldiqlar (qon, oqsil dezinfeksiyalovchi moddani neytrallaydi), eritmaning to'g'ri konsentratsiyasi va yangiligi, ishlov berish vaqti (ekspozitsiya) hamda harorat. Shuning uchun dezinfeksiyadan oldin obyektni mexanik tozalash ko'pincha zarur bosqich hisoblanadi, chunki iflos yuzada dezinfeksiya to'liq samara bermaydi [2]. Noto'g'ri tanlangan vosita yoki yetarli bo'lmagan ekspozitsiya dezinfeksiyani samarasiz qiladi, shu bois rejimga qat'iy rioya qilish shart [1]. Qo'zg'atuvchining chidamliligi ham muhim: vegetativ bakteriyalar nisbatan oson, viruslar turlicha, sporali shakllar (kuydirgi, qoqshol) esa eng qiyin yo'q qilinadi va ularga nisbatan eng kuchli rejimlar qo'llaniladi. Shu sababli dezinfeksiya rejimi har bir aniq kasallik va qo'zg'atuvchining biologik xususiyatlariga moslab tanlanadi [2].</w:t>
+      </w:r>
+    </w:p>
+    <w:p>
+      <w:pPr>
+        <w:pStyle w:val="Heading2"/>
+        <w:spacing w:after="100" w:before="200"/>
+      </w:pPr>
+      <w:r>
+        <w:rPr>
+          <w:rFonts w:ascii="Times New Roman" w:cs="Times New Roman" w:eastAsia="Times New Roman" w:hAnsi="Times New Roman"/>
+          <w:b/>
+          <w:bCs/>
+          <w:sz w:val="28"/>
+          <w:szCs w:val="28"/>
+        </w:rPr>
+        <w:t xml:space="preserve">Xavfsizlik va talablar</w:t>
+      </w:r>
+    </w:p>
+    <w:p>
+      <w:pPr>
+        <w:spacing w:after="120" w:line="276"/>
+        <w:ind w:firstLine="567"/>
+        <w:jc w:val="both"/>
+      </w:pPr>
+      <w:r>
+        <w:rPr>
+          <w:rFonts w:ascii="Times New Roman" w:cs="Times New Roman" w:eastAsia="Times New Roman" w:hAnsi="Times New Roman"/>
+          <w:sz w:val="28"/>
+          <w:szCs w:val="28"/>
+        </w:rPr>
+        <w:t xml:space="preserve">Dezinfeksiyalovchi vositalarning ko'pchiligi zaharli bo'lgani uchun SanQvaN 0090-25 ularning xavf sinfini hisobga olishni va inson hamda atrof-muhitga zarar yetkazmaslik uchun kam zaharli (III–IV sinf) vositalardan foydalanishni talab qiladi [1]. Xodimlar shaxsiy himoya vositalaridan foydalanadi, vositalar to'g'ri saqlanadi, tashiladi va belgilangan tartibda qo'llaniladi. Dezinfeksiya tadbirlari hujjatlashtiriladi va davlat sanitariya nazorati ostida bo'ladi. Vositalarga chidamlilik rivojlanishining oldini olish uchun ularni almashtirib turish tavsiya etiladi [2]. Dezinfeksiya vositalari saqlashda belgilangan harorat va yorug'lik sharoitiga, yaroqlilik muddatiga rioya qilinadi, chunki muddati o'tgan yoki noto'g'ri saqlangan vosita o'z faolligini yo'qotadi. Ishchi eritmalar belgilangan konsentratsiyada va odatda qo'llashdan oldin tayyorlanadi; tayyor eritmaning ham cheklangan yaroqlilik muddati bo'ladi. Bu talablarning barchasi dezinfeksiyaning haqiqatan samarali bo'lishini ta'minlashga qaratilgan.</w:t>
+      </w:r>
+    </w:p>
+    <w:p>
+      <w:pPr>
+        <w:pStyle w:val="Heading2"/>
+        <w:spacing w:after="100" w:before="200"/>
+      </w:pPr>
+      <w:r>
+        <w:rPr>
+          <w:rFonts w:ascii="Times New Roman" w:cs="Times New Roman" w:eastAsia="Times New Roman" w:hAnsi="Times New Roman"/>
+          <w:b/>
+          <w:bCs/>
+          <w:sz w:val="28"/>
+          <w:szCs w:val="28"/>
+        </w:rPr>
+        <w:t xml:space="preserve">Samaradorlikni baholashning milliy mezonlari</w:t>
+      </w:r>
+    </w:p>
+    <w:p>
+      <w:pPr>
+        <w:spacing w:after="120" w:line="276"/>
+        <w:ind w:firstLine="567"/>
+        <w:jc w:val="both"/>
+      </w:pPr>
+      <w:r>
+        <w:rPr>
+          <w:rFonts w:ascii="Times New Roman" w:cs="Times New Roman" w:eastAsia="Times New Roman" w:hAnsi="Times New Roman"/>
+          <w:sz w:val="28"/>
+          <w:szCs w:val="28"/>
+        </w:rPr>
+        <w:t xml:space="preserve">SanQvaN № 0090-25 ga ko'ra profilaktik dezinfeksiya sifati surtmalarda E. coli aniqlanishi bilan baholanadi: tuman (shahar) markazida 5 foizgacha, chekka hududlarda 3 foizgacha bo'lsa, tadbir sifatli hisoblanadi [1]. O'choqli dezinfeksiyada patogen bo'lmagan mikroflora musbat surtmalarning 5 foizidan, vosita qoldig'i manfiy ekspress testlarning 5 foizidan, qoniqarsiz eritma tahlillari namunalarning 5 foizidan oshmasligi kerak; qoniqarsiz natijada dezinfeksiya takrorlanadi; o'z vaqtidalik (24 soat ichida) va qamrov (kamida 95 foiz) ham samaradorlik shartidir [1]. CDC yo'riqnomasi dezinfeksiya va sterilizatsiyani to'g'ri qo'llashdan maqsad tibbiy yordam bilan bog'liq infeksiyalar ko'rsatkichini kamaytirish ekanini ta'kidlaydi [3].</w:t>
+      </w:r>
+    </w:p>
+    <w:p>
+      <w:pPr>
+        <w:pStyle w:val="Heading2"/>
+        <w:spacing w:after="100" w:before="200"/>
+      </w:pPr>
+      <w:r>
+        <w:rPr>
+          <w:rFonts w:ascii="Times New Roman" w:cs="Times New Roman" w:eastAsia="Times New Roman" w:hAnsi="Times New Roman"/>
+          <w:b/>
+          <w:bCs/>
+          <w:sz w:val="28"/>
+          <w:szCs w:val="28"/>
+        </w:rPr>
+        <w:t xml:space="preserve">Xulosa</w:t>
+      </w:r>
+    </w:p>
+    <w:p>
+      <w:pPr>
+        <w:spacing w:after="120" w:line="276"/>
+        <w:ind w:firstLine="567"/>
+        <w:jc w:val="both"/>
+      </w:pPr>
+      <w:r>
+        <w:rPr>
+          <w:rFonts w:ascii="Times New Roman" w:cs="Times New Roman" w:eastAsia="Times New Roman" w:hAnsi="Times New Roman"/>
+          <w:sz w:val="28"/>
+          <w:szCs w:val="28"/>
+        </w:rPr>
+        <w:t xml:space="preserve">Dezinfeksiya maqsadiga ko'ra profilaktik, joriy va yakuniy, usuliga ko'ra mexanik, fizik, kimyoviy va biologik turlarga bo'linadi. Uning ahamiyati, ayniqsa ichak infeksiyalari va shifoxona ichi infeksiyalariga qarshi kurashda yuqori. Dezinfeksiya samaradorligi vizual, kimyoviy va, eng muhimi, bakteriologik nazorat orqali aniqlanadi; SanQvaN 0090-25 bakteriologik surtma olishni belgilaydi [1]. Samaradorlik to'g'ri tanlangan vosita, aniq konsentratsiya, yetarli ekspozitsiya va obyektning oldindan mexanik tozalanganligiga bog'liq. Shu talablarga rioya qilish dezinfeksiyaning haqiqatan maqsadga erishishini ta'minlaydi. Vrach-epidemiolog uchun dezinfeksiya turlarini, ularning ahamiyatini va samaradorlikni aniqlash usullarini bilish — epidemiyaga qarshi kurashni to'g'ri tashkil etish va uning natijasini ob'ektiv baholashning zaruriy shartidir. Qonunga ko'ra epidemik ko'rsatmalar bo'yicha dezinfeksiya davlat sanitariya nazorati organlari, profilaktik dezinfeksiya esa shartnoma asosidagi dezinfeksiya stansiyalari tomonidan o'tkaziladi [4]. Darslikka ko'ra, profilaktik dezinfeksiya, jumladan suvni zararsizlantirish, fekal-oral yo'l bilan yuqadigan infeksiyalardan himoya qiladi; ich terlama va virusli gepatit A bilan kasallanish suvni zararsizlantirish sifatiga to'liq bog'liq [5].</w:t>
+      </w:r>
+    </w:p>
+    <w:p>
+      <w:pPr>
+        <w:pStyle w:val="Heading2"/>
+        <w:spacing w:after="100" w:before="280"/>
+      </w:pPr>
+      <w:r>
+        <w:rPr>
+          <w:rFonts w:ascii="Times New Roman" w:cs="Times New Roman" w:eastAsia="Times New Roman" w:hAnsi="Times New Roman"/>
+          <w:b/>
+          <w:bCs/>
+          <w:sz w:val="28"/>
+          <w:szCs w:val="28"/>
+        </w:rPr>
+        <w:t xml:space="preserve">Foydalanilgan adabiyotlar</w:t>
+      </w:r>
+    </w:p>
+    <w:p>
+      <w:pPr>
+        <w:pStyle w:val="ListParagraph"/>
+        <w:numPr>
+          <w:ilvl w:val="0"/>
+          <w:numId w:val="4"/>
+        </w:numPr>
+        <w:spacing w:after="80" w:line="260"/>
+      </w:pPr>
+      <w:r>
+        <w:rPr>
+          <w:rFonts w:ascii="Times New Roman" w:cs="Times New Roman" w:eastAsia="Times New Roman" w:hAnsi="Times New Roman"/>
+          <w:sz w:val="28"/>
+          <w:szCs w:val="28"/>
+        </w:rPr>
+        <w:t xml:space="preserve">SanQvaN № 0090-25: Dezinfeksiya tadbirlarini o'tkazish, dezinfeksiya xizmatini amalga oshiruvchi tashkilotlarni joylashtirish hamda ularning xonalari va jihozlariga, dezinfeksiya vositalarini saqlash, tashish va ulardan foydalanishga oid sanitariya qoidalari, normalari va gigiyena normativlari (SEO va JS qo'mitasi qarori, Toshkent, 05.05.2025, № 8; Adliya vazirligida 03.06.2025-yilda 350-raqam bilan ro'yxatga olingan). URL: https://lex.uz/en/docs/-7556121. Manba: xayrullokomilov.uz/kutubxona, material № 660.</w:t>
+      </w:r>
+    </w:p>
+    <w:p>
+      <w:pPr>
+        <w:pStyle w:val="ListParagraph"/>
+        <w:numPr>
+          <w:ilvl w:val="0"/>
+          <w:numId w:val="4"/>
+        </w:numPr>
+        <w:spacing w:after="80" w:line="260"/>
+      </w:pPr>
+      <w:r>
+        <w:rPr>
+          <w:rFonts w:ascii="Times New Roman" w:cs="Times New Roman" w:eastAsia="Times New Roman" w:hAnsi="Times New Roman"/>
+          <w:sz w:val="28"/>
+          <w:szCs w:val="28"/>
+        </w:rPr>
         <w:t xml:space="preserve">Osipova V.L. Dezinfeksiya: o'quv qo'llanma. — Moskva: GEOTAR-Media, 2009.</w:t>
+      </w:r>
+    </w:p>
+    <w:p>
+      <w:pPr>
+        <w:pStyle w:val="ListParagraph"/>
+        <w:numPr>
+          <w:ilvl w:val="0"/>
+          <w:numId w:val="4"/>
+        </w:numPr>
+        <w:spacing w:after="80" w:line="260"/>
+      </w:pPr>
+      <w:r>
+        <w:rPr>
+          <w:rFonts w:ascii="Times New Roman" w:cs="Times New Roman" w:eastAsia="Times New Roman" w:hAnsi="Times New Roman"/>
+          <w:sz w:val="28"/>
+          <w:szCs w:val="28"/>
+        </w:rPr>
+        <w:t xml:space="preserve">Rutala W.A., Weber D.J.; Healthcare Infection Control Practices Advisory Committee (HICPAC). Guideline for Disinfection and Sterilization in Healthcare Facilities, 2008. Centers for Disease Control and Prevention. URL: https://stacks.cdc.gov/view/cdc/47378 (kirilgan sana: 30.10.2026).</w:t>
+      </w:r>
+    </w:p>
+    <w:p>
+      <w:pPr>
+        <w:pStyle w:val="ListParagraph"/>
+        <w:numPr>
+          <w:ilvl w:val="0"/>
+          <w:numId w:val="4"/>
+        </w:numPr>
+        <w:spacing w:after="80" w:line="260"/>
+      </w:pPr>
+      <w:r>
+        <w:rPr>
+          <w:rFonts w:ascii="Times New Roman" w:cs="Times New Roman" w:eastAsia="Times New Roman" w:hAnsi="Times New Roman"/>
+          <w:sz w:val="28"/>
+          <w:szCs w:val="28"/>
+        </w:rPr>
+        <w:t xml:space="preserve">O'zbekiston Respublikasining "Aholining sanitariya-epidemiologik osoyishtaligi to'g'risida"gi Qonuni (Qonunchilik palatasi 2015-yil 15-iyulda qabul qilgan, Senat 2015-yil 6-avgustda ma'qullagan), 34-modda. URL: https://lex.uz/docs/2732587. Manba: xayrullokomilov.uz/kutubxona, material № 201 (matn kirill yozuvida; asosiy raqami matnda ko'rsatilmagan — tasdiqlanmagan).</w:t>
+      </w:r>
+    </w:p>
+    <w:p>
+      <w:pPr>
+        <w:pStyle w:val="ListParagraph"/>
+        <w:numPr>
+          <w:ilvl w:val="0"/>
+          <w:numId w:val="4"/>
+        </w:numPr>
+        <w:spacing w:after="80" w:line="260"/>
+      </w:pPr>
+      <w:r>
+        <w:rPr>
+          <w:rFonts w:ascii="Times New Roman" w:cs="Times New Roman" w:eastAsia="Times New Roman" w:hAnsi="Times New Roman"/>
+          <w:sz w:val="28"/>
+          <w:szCs w:val="28"/>
+        </w:rPr>
+        <w:t xml:space="preserve">Mirtazayev O.M., Zueva L.P., Matnazarova G.S. Epidemiologiya (darslik). Toshkent, 2016. 15.2-bo'lim: Dezinfeksiya (154–155-betlar). Manba: xayrullokomilov.uz/kutubxona, material № 2356 (matn kirill yozuvida).</w:t>
       </w:r>
     </w:p>
     <w:sectPr>
       <w:pgSz w:w="11906" w:h="16838" w:orient="portrait"/>
-      <w:pgMar w:top="1134" w:right="850" w:bottom="1134" w:left="1418" w:header="708" w:footer="708" w:gutter="0"/>
+      <w:pgMar w:top="1134" w:right="850" w:bottom="1134" w:left="1701" w:header="708" w:footer="708" w:gutter="0"/>
       <w:pgNumType/>
       <w:docGrid w:linePitch="360"/>
     </w:sectPr>
@@ -433,12 +675,17 @@
     <w:multiLevelType w:val="hybridMultilevel"/>
     <w:lvl w:ilvl="0" w:tentative="1">
       <w:start w:val="1"/>
-      <w:numFmt w:val="bullet"/>
-      <w:lvlText w:val="•"/>
+      <w:numFmt w:val="decimal"/>
+      <w:lvlText w:val="[%1]"/>
       <w:lvlJc w:val="left"/>
       <w:pPr>
-        <w:ind w:left="576" w:hanging="316"/>
-      </w:pPr>
+        <w:ind w:left="720" w:hanging="720"/>
+      </w:pPr>
+      <w:rPr>
+        <w:rFonts w:ascii="Times New Roman" w:cs="Times New Roman" w:eastAsia="Times New Roman" w:hAnsi="Times New Roman"/>
+        <w:sz w:val="28"/>
+        <w:szCs w:val="28"/>
+      </w:rPr>
     </w:lvl>
   </w:abstractNum>
   <w:abstractNum w:abstractNumId="3" w15:restartNumberingAfterBreak="0">
@@ -446,11 +693,16 @@
     <w:lvl w:ilvl="0" w:tentative="1">
       <w:start w:val="1"/>
       <w:numFmt w:val="decimal"/>
-      <w:lvlText w:val="%1."/>
+      <w:lvlText w:val="%1)"/>
       <w:lvlJc w:val="left"/>
       <w:pPr>
-        <w:ind w:left="576" w:hanging="316"/>
-      </w:pPr>
+        <w:ind w:left="851" w:hanging="425"/>
+      </w:pPr>
+      <w:rPr>
+        <w:rFonts w:ascii="Times New Roman" w:cs="Times New Roman" w:eastAsia="Times New Roman" w:hAnsi="Times New Roman"/>
+        <w:sz w:val="28"/>
+        <w:szCs w:val="28"/>
+      </w:rPr>
     </w:lvl>
   </w:abstractNum>
   <w:abstractNum w:abstractNumId="4" w15:restartNumberingAfterBreak="0">
@@ -458,23 +710,16 @@
     <w:lvl w:ilvl="0" w:tentative="1">
       <w:start w:val="1"/>
       <w:numFmt w:val="decimal"/>
-      <w:lvlText w:val="%1."/>
-      <w:lvlJc w:val="left"/>
-      <w:pPr>
-        <w:ind w:left="576" w:hanging="316"/>
-      </w:pPr>
-    </w:lvl>
-  </w:abstractNum>
-  <w:abstractNum w:abstractNumId="90">
-    <w:multiLevelType w:val="hybridMultilevel"/>
-    <w:lvl w:ilvl="0">
-      <w:start w:val="1"/>
-      <w:numFmt w:val="decimal"/>
       <w:lvlText w:val="%1)"/>
       <w:lvlJc w:val="left"/>
       <w:pPr>
         <w:ind w:left="851" w:hanging="425"/>
       </w:pPr>
+      <w:rPr>
+        <w:rFonts w:ascii="Times New Roman" w:cs="Times New Roman" w:eastAsia="Times New Roman" w:hAnsi="Times New Roman"/>
+        <w:sz w:val="28"/>
+        <w:szCs w:val="28"/>
+      </w:rPr>
     </w:lvl>
   </w:abstractNum>
   <w:num w:numId="1">
@@ -484,7 +729,7 @@
     </w:lvlOverride>
   </w:num>
   <w:num w:numId="2">
-    <w:abstractNumId w:val="2"/>
+    <w:abstractNumId w:val="3"/>
     <w:lvlOverride w:ilvl="0">
       <w:startOverride w:val="1"/>
     </w:lvlOverride>
@@ -495,14 +740,8 @@
       <w:startOverride w:val="1"/>
     </w:lvlOverride>
   </w:num>
-  <w:num w:numId="101">
-    <w:abstractNumId w:val="90"/>
-    <w:lvlOverride w:ilvl="0">
-      <w:startOverride w:val="1"/>
-    </w:lvlOverride>
-  </w:num>
-  <w:num w:numId="102">
-    <w:abstractNumId w:val="90"/>
+  <w:num w:numId="4">
+    <w:abstractNumId w:val="2"/>
     <w:lvlOverride w:ilvl="0">
       <w:startOverride w:val="1"/>
     </w:lvlOverride>
@@ -516,8 +755,8 @@
     <w:rPrDefault>
       <w:rPr>
         <w:rFonts w:ascii="Times New Roman" w:cs="Times New Roman" w:eastAsia="Times New Roman" w:hAnsi="Times New Roman"/>
-        <w:sz w:val="24"/>
-        <w:szCs w:val="24"/>
+        <w:sz w:val="28"/>
+        <w:szCs w:val="28"/>
       </w:rPr>
     </w:rPrDefault>
     <w:pPrDefault/>
@@ -652,7 +891,7 @@
     <w:unhideWhenUsed/>
     <w:pPr>
       <w:spacing w:after="100"/>
-      <w:ind w:left="240"/>
+      <w:ind w:left="280"/>
     </w:pPr>
   </w:style>
   <w:style w:type="paragraph" w:styleId="TOC3">
@@ -664,7 +903,7 @@
     <w:unhideWhenUsed/>
     <w:pPr>
       <w:spacing w:after="100"/>
-      <w:ind w:left="480"/>
+      <w:ind w:left="560"/>
     </w:pPr>
   </w:style>
   <w:style w:type="paragraph" w:styleId="TOC4">
@@ -676,7 +915,7 @@
     <w:unhideWhenUsed/>
     <w:pPr>
       <w:spacing w:after="100"/>
-      <w:ind w:left="720"/>
+      <w:ind w:left="840"/>
     </w:pPr>
   </w:style>
   <w:style w:type="paragraph" w:styleId="TOC5">
@@ -688,7 +927,7 @@
     <w:unhideWhenUsed/>
     <w:pPr>
       <w:spacing w:after="100"/>
-      <w:ind w:left="960"/>
+      <w:ind w:left="1120"/>
     </w:pPr>
   </w:style>
   <w:style w:type="paragraph" w:styleId="TOC6">
@@ -700,23 +939,11 @@
     <w:unhideWhenUsed/>
     <w:pPr>
       <w:spacing w:after="100"/>
-      <w:ind w:left="1200"/>
+      <w:ind w:left="1400"/>
     </w:pPr>
   </w:style>
   <w:style w:type="paragraph" w:styleId="TOC7">
     <w:name w:val="toc 7"/>
-    <w:basedOn w:val="Normal"/>
-    <w:next w:val="Normal"/>
-    <w:uiPriority w:val="39"/>
-    <w:semiHidden/>
-    <w:unhideWhenUsed/>
-    <w:pPr>
-      <w:spacing w:after="100"/>
-      <w:ind w:left="1440"/>
-    </w:pPr>
-  </w:style>
-  <w:style w:type="paragraph" w:styleId="TOC8">
-    <w:name w:val="toc 8"/>
     <w:basedOn w:val="Normal"/>
     <w:next w:val="Normal"/>
     <w:uiPriority w:val="39"/>
@@ -727,6 +954,18 @@
       <w:ind w:left="1680"/>
     </w:pPr>
   </w:style>
+  <w:style w:type="paragraph" w:styleId="TOC8">
+    <w:name w:val="toc 8"/>
+    <w:basedOn w:val="Normal"/>
+    <w:next w:val="Normal"/>
+    <w:uiPriority w:val="39"/>
+    <w:semiHidden/>
+    <w:unhideWhenUsed/>
+    <w:pPr>
+      <w:spacing w:after="100"/>
+      <w:ind w:left="1960"/>
+    </w:pPr>
+  </w:style>
   <w:style w:type="paragraph" w:styleId="TOC9">
     <w:name w:val="toc 9"/>
     <w:basedOn w:val="Normal"/>
@@ -736,7 +975,7 @@
     <w:unhideWhenUsed/>
     <w:pPr>
       <w:spacing w:after="100"/>
-      <w:ind w:left="1920"/>
+      <w:ind w:left="2240"/>
     </w:pPr>
   </w:style>
   <w:style w:type="character" w:styleId="Hyperlink">
@@ -836,15 +1075,16 @@
     <w:next w:val="Normal"/>
     <w:qFormat/>
     <w:pPr>
-      <w:spacing w:after="200"/>
-      <w:jc w:val="center"/>
+      <w:spacing w:after="240" w:before="0"/>
+      <w:outlineLvl w:val="0"/>
     </w:pPr>
     <w:rPr>
       <w:rFonts w:ascii="Times New Roman" w:cs="Times New Roman" w:eastAsia="Times New Roman" w:hAnsi="Times New Roman"/>
       <w:b/>
       <w:bCs/>
-      <w:sz w:val="28"/>
-      <w:szCs w:val="28"/>
+      <w:color w:val="000000"/>
+      <w:sz w:val="30"/>
+      <w:szCs w:val="30"/>
     </w:rPr>
   </w:style>
   <w:style w:type="paragraph" w:styleId="Heading2">
@@ -852,12 +1092,17 @@
     <w:basedOn w:val="Normal"/>
     <w:next w:val="Normal"/>
     <w:qFormat/>
+    <w:pPr>
+      <w:spacing w:after="100" w:before="200"/>
+      <w:outlineLvl w:val="1"/>
+    </w:pPr>
     <w:rPr>
       <w:rFonts w:ascii="Times New Roman" w:cs="Times New Roman" w:eastAsia="Times New Roman" w:hAnsi="Times New Roman"/>
       <w:b/>
       <w:bCs/>
-      <w:sz w:val="26"/>
-      <w:szCs w:val="26"/>
+      <w:color w:val="000000"/>
+      <w:sz w:val="28"/>
+      <w:szCs w:val="28"/>
     </w:rPr>
   </w:style>
 </w:styles>
